--- a/data/niveles/Reportes/Archivo/Reporte_Niveles_Hidrometricos_2026-10-17_0800.docx
+++ b/data/niveles/Reportes/Archivo/Reporte_Niveles_Hidrometricos_2026-10-17_0800.docx
@@ -4397,7 +4397,7 @@
                 <w:b w:val="0"/>
                 <w:sz w:val="14"/>
               </w:rPr>
-              <w:t>-0.65</w:t>
+              <w:t>-0.60</w:t>
             </w:r>
           </w:p>
         </w:tc>
